--- a/projekty/04_Procedura_skarg_i_wnioskow.docx
+++ b/projekty/04_Procedura_skarg_i_wnioskow.docx
@@ -4,20 +4,14 @@
   <w:body>
     <w:p>
       <w:pPr>
+        <w:pStyle w:val="Title"/>
         <w:jc w:val="center"/>
       </w:pPr>
       <w:r>
-        <w:rPr>
-          <w:b/>
-          <w:sz w:val="42"/>
-        </w:rPr>
         <w:t>Procedura skarg i wniosków</w:t>
       </w:r>
     </w:p>
     <w:p>
-      <w:pPr>
-        <w:jc w:val="center"/>
-      </w:pPr>
       <w:r>
         <w:rPr>
           <w:b/>
@@ -25,7 +19,28 @@
         <w:t>PROJEKT ROBOCZY — do dyskusji i weryfikacji prawnej</w:t>
       </w:r>
     </w:p>
-    <w:p/>
+    <w:p>
+      <w:r>
+        <w:rPr>
+          <w:b/>
+        </w:rPr>
+        <w:t>Poprawki po świeżym przeglądzie</w:t>
+      </w:r>
+      <w:r>
+        <w:t>: § 3 ust. 5 (termin odpowiedzi zgrany ze Statutem § 26 — 1 miesiąc, zamiast ustalania od nowa), § 4 ust. 3 (powiązane z tym samym otwartym pytaniem w Procedurze zgłaszania nieprawidłowości).</w:t>
+      </w:r>
+    </w:p>
+    <w:p>
+      <w:r>
+        <w:rPr>
+          <w:b/>
+        </w:rPr>
+        <w:t>Tryb przyjęcia (propozycja)</w:t>
+      </w:r>
+      <w:r>
+        <w:t>: uchwała Rady Nadzorczej na podstawie § 49 ust. 1 pkt 21 Statutu — do potwierdzenia łącznie z trybem przyjęcia Kodeksu, patrz „Kodeks odpowiedzialnego sprawowania mandatu" § 15.</w:t>
+      </w:r>
+    </w:p>
     <w:p>
       <w:pPr>
         <w:pStyle w:val="Heading2"/>
@@ -87,7 +102,22 @@
     </w:p>
     <w:p>
       <w:r>
-        <w:t>5. Termin odpowiedzi: [●]. Jeżeli termin nie może zostać zachowany, informuje się o przyczynie i przewidywanym terminie.</w:t>
+        <w:t xml:space="preserve">5. </w:t>
+      </w:r>
+      <w:r>
+        <w:rPr>
+          <w:b/>
+        </w:rPr>
+        <w:t>Termin odpowiedzi: 1 miesiąc</w:t>
+      </w:r>
+      <w:r>
+        <w:t xml:space="preserve"> od dnia wpływu — zgodny z terminem już obowiązującym dla wniosków członków kierowanych do Zarządu (Statut § 26 ust. 1), nie ustalany od nowa niezależnie. Jeżeli termin nie może zostać zachowany, informuje się o przyczynie i przewidywanym terminie. </w:t>
+      </w:r>
+      <w:r>
+        <w:rPr>
+          <w:i/>
+        </w:rPr>
+        <w:t>(Doprecyzowane po audycie — pierwotnie `[●]`, mimo że statut już ten termin określa dla części spraw objętych tą Procedurą.)</w:t>
       </w:r>
     </w:p>
     <w:p>
@@ -110,7 +140,25 @@
     </w:p>
     <w:p>
       <w:r>
-        <w:t>3. Skargi dotyczące całego organu wymagają wskazania niezależnego trybu rozpatrzenia [●].</w:t>
+        <w:t xml:space="preserve">3. Skargi dotyczące całego organu wymagają wskazania niezależnego trybu rozpatrzenia [●] — </w:t>
+      </w:r>
+      <w:r>
+        <w:rPr>
+          <w:b/>
+        </w:rPr>
+        <w:t>to samo nierozstrzygnięte pytanie co w Procedurze zgłaszania nieprawidłowości</w:t>
+      </w:r>
+      <w:r>
+        <w:t xml:space="preserve"> § 3 ust. 3. Oba dokumenty powinny dostać </w:t>
+      </w:r>
+      <w:r>
+        <w:rPr>
+          <w:b/>
+        </w:rPr>
+        <w:t>tę samą odpowiedź</w:t>
+      </w:r>
+      <w:r>
+        <w:t xml:space="preserve"> — nie rozstrzygać tego osobno w każdym z nich.</w:t>
       </w:r>
     </w:p>
     <w:p>
@@ -146,7 +194,7 @@
     </w:p>
     <w:sectPr>
       <w:pgSz w:w="12240" w:h="15840"/>
-      <w:pgMar w:top="1247" w:right="1134" w:bottom="1134" w:left="1361" w:header="720" w:footer="720" w:gutter="0"/>
+      <w:pgMar w:top="1440" w:right="1800" w:bottom="1440" w:left="1800" w:header="720" w:footer="720" w:gutter="0"/>
       <w:cols w:space="720"/>
       <w:docGrid w:linePitch="360"/>
     </w:sectPr>
@@ -518,8 +566,8 @@
     <w:qFormat/>
     <w:rsid w:val="00FC693F"/>
     <w:rPr>
-      <w:rFonts w:ascii="Aptos" w:hAnsi="Aptos"/>
-      <w:sz w:val="21"/>
+      <w:rFonts w:ascii="Calibri" w:hAnsi="Calibri"/>
+      <w:sz w:val="22"/>
     </w:rPr>
   </w:style>
   <w:style w:type="paragraph" w:styleId="Header">
@@ -581,11 +629,11 @@
       <w:outlineLvl w:val="0"/>
     </w:pPr>
     <w:rPr>
-      <w:rFonts w:asciiTheme="majorHAnsi" w:eastAsiaTheme="majorEastAsia" w:hAnsiTheme="majorHAnsi" w:cstheme="majorBidi" w:ascii="Aptos Display" w:hAnsi="Aptos Display"/>
+      <w:rFonts w:asciiTheme="majorHAnsi" w:eastAsiaTheme="majorEastAsia" w:hAnsiTheme="majorHAnsi" w:cstheme="majorBidi"/>
       <w:b/>
       <w:bCs/>
       <w:color w:val="365F91" w:themeColor="accent1" w:themeShade="BF"/>
-      <w:sz w:val="30"/>
+      <w:sz w:val="28"/>
       <w:szCs w:val="28"/>
     </w:rPr>
   </w:style>
@@ -605,11 +653,11 @@
       <w:outlineLvl w:val="1"/>
     </w:pPr>
     <w:rPr>
-      <w:rFonts w:asciiTheme="majorHAnsi" w:eastAsiaTheme="majorEastAsia" w:hAnsiTheme="majorHAnsi" w:cstheme="majorBidi" w:ascii="Aptos Display" w:hAnsi="Aptos Display"/>
+      <w:rFonts w:asciiTheme="majorHAnsi" w:eastAsiaTheme="majorEastAsia" w:hAnsiTheme="majorHAnsi" w:cstheme="majorBidi"/>
       <w:b/>
       <w:bCs/>
       <w:color w:val="4F81BD" w:themeColor="accent1"/>
-      <w:sz w:val="24"/>
+      <w:sz w:val="26"/>
       <w:szCs w:val="26"/>
     </w:rPr>
   </w:style>
@@ -629,7 +677,7 @@
       <w:outlineLvl w:val="2"/>
     </w:pPr>
     <w:rPr>
-      <w:rFonts w:asciiTheme="majorHAnsi" w:eastAsiaTheme="majorEastAsia" w:hAnsiTheme="majorHAnsi" w:cstheme="majorBidi" w:ascii="Aptos Display" w:hAnsi="Aptos Display"/>
+      <w:rFonts w:asciiTheme="majorHAnsi" w:eastAsiaTheme="majorEastAsia" w:hAnsiTheme="majorHAnsi" w:cstheme="majorBidi"/>
       <w:b/>
       <w:bCs/>
       <w:color w:val="4F81BD" w:themeColor="accent1"/>
@@ -870,11 +918,11 @@
       <w:contextualSpacing/>
     </w:pPr>
     <w:rPr>
-      <w:rFonts w:asciiTheme="majorHAnsi" w:eastAsiaTheme="majorEastAsia" w:hAnsiTheme="majorHAnsi" w:cstheme="majorBidi" w:ascii="Aptos Display" w:hAnsi="Aptos Display"/>
+      <w:rFonts w:asciiTheme="majorHAnsi" w:eastAsiaTheme="majorEastAsia" w:hAnsiTheme="majorHAnsi" w:cstheme="majorBidi"/>
       <w:color w:val="17365D" w:themeColor="text2" w:themeShade="BF"/>
       <w:spacing w:val="5"/>
       <w:kern w:val="28"/>
-      <w:sz w:val="44"/>
+      <w:sz w:val="52"/>
       <w:szCs w:val="52"/>
     </w:rPr>
   </w:style>

--- a/projekty/04_Procedura_skarg_i_wnioskow.docx
+++ b/projekty/04_Procedura_skarg_i_wnioskow.docx
@@ -17,17 +17,6 @@
           <w:b/>
         </w:rPr>
         <w:t>PROJEKT ROBOCZY — do dyskusji i weryfikacji prawnej</w:t>
-      </w:r>
-    </w:p>
-    <w:p>
-      <w:r>
-        <w:rPr>
-          <w:b/>
-        </w:rPr>
-        <w:t>Poprawki po świeżym przeglądzie</w:t>
-      </w:r>
-      <w:r>
-        <w:t>: § 3 ust. 5 (termin odpowiedzi zgrany ze Statutem § 26 — 1 miesiąc, zamiast ustalania od nowa), § 4 ust. 3 (powiązane z tym samym otwartym pytaniem w Procedurze zgłaszania nieprawidłowości).</w:t>
       </w:r>
     </w:p>
     <w:p>
@@ -111,13 +100,7 @@
         <w:t>Termin odpowiedzi: 1 miesiąc</w:t>
       </w:r>
       <w:r>
-        <w:t xml:space="preserve"> od dnia wpływu — zgodny z terminem już obowiązującym dla wniosków członków kierowanych do Zarządu (Statut § 26 ust. 1), nie ustalany od nowa niezależnie. Jeżeli termin nie może zostać zachowany, informuje się o przyczynie i przewidywanym terminie. </w:t>
-      </w:r>
-      <w:r>
-        <w:rPr>
-          <w:i/>
-        </w:rPr>
-        <w:t>(Doprecyzowane po audycie — pierwotnie `[●]`, mimo że statut już ten termin określa dla części spraw objętych tą Procedurą.)</w:t>
+        <w:t xml:space="preserve"> od dnia wpływu — zgodny z terminem już obowiązującym dla wniosków członków kierowanych do Zarządu (Statut § 26 ust. 1). Jeżeli termin nie może zostać zachowany, informuje się o przyczynie i przewidywanym terminie.</w:t>
       </w:r>
     </w:p>
     <w:p>

--- a/projekty/04_Procedura_skarg_i_wnioskow.docx
+++ b/projekty/04_Procedura_skarg_i_wnioskow.docx
@@ -113,12 +113,12 @@
     </w:p>
     <w:p>
       <w:r>
-        <w:t>1. Skargi na Zarząd rozpatruje organ właściwy zgodnie ze Statutem i prawem.</w:t>
+        <w:t>1. Skargi na Zarząd rozpatruje organ właściwy, czyli Rada Nadzorcza (Statut § 49 ust. 1 pkt 7).</w:t>
       </w:r>
     </w:p>
     <w:p>
       <w:r>
-        <w:t>2. Skargi na członka Rady rozpatruje organ właściwy, z wyłączeniem zainteresowanego.</w:t>
+        <w:t>2. Skargi na członka Rady rozpatruje organ właściwy, czyli Rada Nadzorcza, z wyłączeniem zainteresowanego.</w:t>
       </w:r>
     </w:p>
     <w:p>

--- a/projekty/04_Procedura_skarg_i_wnioskow.docx
+++ b/projekty/04_Procedura_skarg_i_wnioskow.docx
@@ -123,25 +123,7 @@
     </w:p>
     <w:p>
       <w:r>
-        <w:t xml:space="preserve">3. Skargi dotyczące całego organu wymagają wskazania niezależnego trybu rozpatrzenia [●] — </w:t>
-      </w:r>
-      <w:r>
-        <w:rPr>
-          <w:b/>
-        </w:rPr>
-        <w:t>to samo nierozstrzygnięte pytanie co w Procedurze zgłaszania nieprawidłowości</w:t>
-      </w:r>
-      <w:r>
-        <w:t xml:space="preserve"> § 3 ust. 3. Oba dokumenty powinny dostać </w:t>
-      </w:r>
-      <w:r>
-        <w:rPr>
-          <w:b/>
-        </w:rPr>
-        <w:t>tę samą odpowiedź</w:t>
-      </w:r>
-      <w:r>
-        <w:t xml:space="preserve"> — nie rozstrzygać tego osobno w każdym z nich.</w:t>
+        <w:t>3. Skargi dotyczące całego organu wymagają wskazania niezależnego trybu rozpatrzenia [●] — to samo co w Procedurze zgłaszania nieprawidłowości § 3 ust. 3.</w:t>
       </w:r>
     </w:p>
     <w:p>
